--- a/WEEK 1/26MML0031_WEEK_1_EXCERCISE_1.docx
+++ b/WEEK 1/26MML0031_WEEK_1_EXCERCISE_1.docx
@@ -634,8 +634,19 @@
                 <w:sz w:val="24"/>
                 <w:szCs w:val="24"/>
               </w:rPr>
-              <w:t>URL Link  /</w:t>
-            </w:r>
+              <w:t xml:space="preserve">URL </w:t>
+            </w:r>
+            <w:proofErr w:type="gramStart"/>
+            <w:r>
+              <w:rPr>
+                <w:rFonts w:ascii="Times New Roman" w:hAnsi="Times New Roman" w:cs="Times New Roman"/>
+                <w:b/>
+                <w:sz w:val="24"/>
+                <w:szCs w:val="24"/>
+              </w:rPr>
+              <w:t>Link  /</w:t>
+            </w:r>
+            <w:proofErr w:type="gramEnd"/>
           </w:p>
           <w:p>
             <w:pPr>
@@ -3173,6 +3184,7 @@
               </w:rPr>
               <w:t xml:space="preserve">) and </w:t>
             </w:r>
+            <w:proofErr w:type="spellStart"/>
             <w:proofErr w:type="gramStart"/>
             <w:r>
               <w:rPr>
@@ -3180,7 +3192,16 @@
                 <w:sz w:val="24"/>
                 <w:szCs w:val="24"/>
               </w:rPr>
-              <w:t>agg(</w:t>
+              <w:t>agg</w:t>
+            </w:r>
+            <w:proofErr w:type="spellEnd"/>
+            <w:r>
+              <w:rPr>
+                <w:rFonts w:ascii="Times New Roman" w:hAnsi="Times New Roman" w:cs="Times New Roman"/>
+                <w:sz w:val="24"/>
+                <w:szCs w:val="24"/>
+              </w:rPr>
+              <w:t>(</w:t>
             </w:r>
             <w:proofErr w:type="gramEnd"/>
             <w:r>
@@ -10238,34 +10259,16 @@
                                   <w:r>
                                     <w:t xml:space="preserve">Figure </w:t>
                                   </w:r>
+                                  <w:fldSimple w:instr=" SEQ Figure \* ARABIC ">
+                                    <w:r>
+                                      <w:rPr>
+                                        <w:noProof/>
+                                      </w:rPr>
+                                      <w:t>1</w:t>
+                                    </w:r>
+                                  </w:fldSimple>
                                   <w:r>
-                                    <w:fldChar w:fldCharType="begin"/>
-                                  </w:r>
-                                  <w:r>
-                                    <w:instrText xml:space="preserve"> SEQ Figure \* ARABIC </w:instrText>
-                                  </w:r>
-                                  <w:r>
-                                    <w:fldChar w:fldCharType="separate"/>
-                                  </w:r>
-                                  <w:r>
-                                    <w:rPr>
-                                      <w:noProof/>
-                                    </w:rPr>
-                                    <w:t>1</w:t>
-                                  </w:r>
-                                  <w:r>
-                                    <w:fldChar w:fldCharType="end"/>
-                                  </w:r>
-                                  <w:r>
-                                    <w:t xml:space="preserve">.2 Selected </w:t>
-                                  </w:r>
-                                  <w:proofErr w:type="spellStart"/>
-                                  <w:r>
-                                    <w:t>ModelID</w:t>
-                                  </w:r>
-                                  <w:proofErr w:type="spellEnd"/>
-                                  <w:r>
-                                    <w:t xml:space="preserve"> and Accuracy</w:t>
+                                    <w:t>.2 Selected ModelID and Accuracy</w:t>
                                   </w:r>
                                 </w:p>
                               </w:txbxContent>
@@ -10341,6 +10344,9 @@
               </mc:AlternateContent>
             </w:r>
             <w:r>
+              <w:rPr>
+                <w:noProof/>
+              </w:rPr>
               <w:drawing>
                 <wp:anchor distT="0" distB="0" distL="114300" distR="114300" simplePos="0" relativeHeight="251661312" behindDoc="1" locked="0" layoutInCell="1" allowOverlap="1" wp14:anchorId="28F4CB59" wp14:editId="3AF0FB32">
                   <wp:simplePos x="0" y="0"/>
@@ -10459,24 +10465,14 @@
                                   <w:r>
                                     <w:t xml:space="preserve">Figure </w:t>
                                   </w:r>
-                                  <w:r>
-                                    <w:fldChar w:fldCharType="begin"/>
-                                  </w:r>
-                                  <w:r>
-                                    <w:instrText xml:space="preserve"> SEQ Figure \* ARABIC </w:instrText>
-                                  </w:r>
-                                  <w:r>
-                                    <w:fldChar w:fldCharType="separate"/>
-                                  </w:r>
-                                  <w:r>
-                                    <w:rPr>
-                                      <w:noProof/>
-                                    </w:rPr>
-                                    <w:t>2</w:t>
-                                  </w:r>
-                                  <w:r>
-                                    <w:fldChar w:fldCharType="end"/>
-                                  </w:r>
+                                  <w:fldSimple w:instr=" SEQ Figure \* ARABIC ">
+                                    <w:r>
+                                      <w:rPr>
+                                        <w:noProof/>
+                                      </w:rPr>
+                                      <w:t>2</w:t>
+                                    </w:r>
+                                  </w:fldSimple>
                                   <w:r>
                                     <w:t>.1 Original Cleaned Dataset</w:t>
                                   </w:r>
@@ -10564,8 +10560,11 @@
               <w:t xml:space="preserve"> and Accuracy.</w:t>
             </w:r>
             <w:r>
+              <w:rPr>
+                <w:noProof/>
+              </w:rPr>
               <w:drawing>
-                <wp:anchor distT="0" distB="0" distL="114300" distR="114300" simplePos="0" relativeHeight="251658240" behindDoc="1" locked="0" layoutInCell="1" allowOverlap="1" wp14:anchorId="3853A9C3" wp14:editId="4AE7D55C">
+                <wp:anchor distT="0" distB="0" distL="114300" distR="114300" simplePos="0" relativeHeight="251658240" behindDoc="1" locked="0" layoutInCell="1" allowOverlap="1" wp14:anchorId="3853A9C3" wp14:editId="6170C9E9">
                   <wp:simplePos x="0" y="0"/>
                   <wp:positionH relativeFrom="column">
                     <wp:posOffset>-1482</wp:posOffset>
@@ -10755,8 +10754,11 @@
               </mc:AlternateContent>
             </w:r>
             <w:r>
+              <w:rPr>
+                <w:noProof/>
+              </w:rPr>
               <w:drawing>
-                <wp:anchor distT="0" distB="0" distL="114300" distR="114300" simplePos="0" relativeHeight="251670528" behindDoc="1" locked="0" layoutInCell="1" allowOverlap="1" wp14:anchorId="68B845B8" wp14:editId="49043F97">
+                <wp:anchor distT="0" distB="0" distL="114300" distR="114300" simplePos="0" relativeHeight="251670528" behindDoc="1" locked="0" layoutInCell="1" allowOverlap="1" wp14:anchorId="68B845B8" wp14:editId="672DC1CD">
                   <wp:simplePos x="0" y="0"/>
                   <wp:positionH relativeFrom="column">
                     <wp:posOffset>-52705</wp:posOffset>
@@ -10920,8 +10922,11 @@
               </mc:AlternateContent>
             </w:r>
             <w:r>
+              <w:rPr>
+                <w:noProof/>
+              </w:rPr>
               <w:drawing>
-                <wp:anchor distT="0" distB="0" distL="114300" distR="114300" simplePos="0" relativeHeight="251667456" behindDoc="1" locked="0" layoutInCell="1" allowOverlap="1" wp14:anchorId="273352F2" wp14:editId="58BF96AD">
+                <wp:anchor distT="0" distB="0" distL="114300" distR="114300" simplePos="0" relativeHeight="251667456" behindDoc="1" locked="0" layoutInCell="1" allowOverlap="1" wp14:anchorId="273352F2" wp14:editId="20F80D95">
                   <wp:simplePos x="0" y="0"/>
                   <wp:positionH relativeFrom="column">
                     <wp:posOffset>895985</wp:posOffset>
@@ -11111,6 +11116,9 @@
               </mc:AlternateContent>
             </w:r>
             <w:r>
+              <w:rPr>
+                <w:noProof/>
+              </w:rPr>
               <w:drawing>
                 <wp:anchor distT="0" distB="0" distL="114300" distR="114300" simplePos="0" relativeHeight="251664384" behindDoc="1" locked="0" layoutInCell="1" allowOverlap="1" wp14:anchorId="723DC9E4" wp14:editId="7270E748">
                   <wp:simplePos x="0" y="0"/>
@@ -11176,9 +11184,12 @@
               <w:jc w:val="center"/>
             </w:pPr>
             <w:r>
+              <w:rPr>
+                <w:noProof/>
+              </w:rPr>
               <w:lastRenderedPageBreak/>
               <w:drawing>
-                <wp:anchor distT="0" distB="0" distL="114300" distR="114300" simplePos="0" relativeHeight="251676672" behindDoc="0" locked="0" layoutInCell="1" allowOverlap="1" wp14:anchorId="1F6D9838" wp14:editId="329EA377">
+                <wp:anchor distT="0" distB="0" distL="114300" distR="114300" simplePos="0" relativeHeight="251676672" behindDoc="0" locked="0" layoutInCell="1" allowOverlap="1" wp14:anchorId="1F6D9838" wp14:editId="215A5192">
                   <wp:simplePos x="0" y="0"/>
                   <wp:positionH relativeFrom="column">
                     <wp:posOffset>-27305</wp:posOffset>
@@ -11320,8 +11331,11 @@
               </mc:AlternateContent>
             </w:r>
             <w:r>
+              <w:rPr>
+                <w:noProof/>
+              </w:rPr>
               <w:drawing>
-                <wp:anchor distT="0" distB="0" distL="114300" distR="114300" simplePos="0" relativeHeight="251673600" behindDoc="0" locked="0" layoutInCell="1" allowOverlap="1" wp14:anchorId="5381D2AF" wp14:editId="1D5B0C71">
+                <wp:anchor distT="0" distB="0" distL="114300" distR="114300" simplePos="0" relativeHeight="251673600" behindDoc="0" locked="0" layoutInCell="1" allowOverlap="1" wp14:anchorId="5381D2AF" wp14:editId="0735430F">
                   <wp:simplePos x="0" y="0"/>
                   <wp:positionH relativeFrom="column">
                     <wp:posOffset>-64982</wp:posOffset>
@@ -11382,6 +11396,98 @@
               <w:pStyle w:val="NormalWeb"/>
             </w:pPr>
             <w:r>
+              <w:rPr>
+                <w:noProof/>
+              </w:rPr>
+              <mc:AlternateContent>
+                <mc:Choice Requires="wps">
+                  <w:drawing>
+                    <wp:anchor distT="0" distB="0" distL="114300" distR="114300" simplePos="0" relativeHeight="251678720" behindDoc="0" locked="0" layoutInCell="1" allowOverlap="1" wp14:anchorId="47255EA6" wp14:editId="39D9123D">
+                      <wp:simplePos x="0" y="0"/>
+                      <wp:positionH relativeFrom="column">
+                        <wp:posOffset>-27729</wp:posOffset>
+                      </wp:positionH>
+                      <wp:positionV relativeFrom="paragraph">
+                        <wp:posOffset>2093172</wp:posOffset>
+                      </wp:positionV>
+                      <wp:extent cx="1583055" cy="635"/>
+                      <wp:effectExtent l="0" t="0" r="0" b="0"/>
+                      <wp:wrapSquare wrapText="bothSides"/>
+                      <wp:docPr id="450064773" name="Text Box 1"/>
+                      <wp:cNvGraphicFramePr/>
+                      <a:graphic xmlns:a="http://schemas.openxmlformats.org/drawingml/2006/main">
+                        <a:graphicData uri="http://schemas.microsoft.com/office/word/2010/wordprocessingShape">
+                          <wps:wsp>
+                            <wps:cNvSpPr txBox="1"/>
+                            <wps:spPr>
+                              <a:xfrm>
+                                <a:off x="0" y="0"/>
+                                <a:ext cx="1583055" cy="635"/>
+                              </a:xfrm>
+                              <a:prstGeom prst="rect">
+                                <a:avLst/>
+                              </a:prstGeom>
+                              <a:solidFill>
+                                <a:prstClr val="white"/>
+                              </a:solidFill>
+                              <a:ln>
+                                <a:noFill/>
+                              </a:ln>
+                            </wps:spPr>
+                            <wps:txbx>
+                              <w:txbxContent>
+                                <w:p>
+                                  <w:pPr>
+                                    <w:pStyle w:val="Caption"/>
+                                    <w:rPr>
+                                      <w:rFonts w:ascii="Times New Roman" w:eastAsia="Times New Roman" w:hAnsi="Times New Roman" w:cs="Times New Roman"/>
+                                      <w:lang w:eastAsia="en-IN"/>
+                                    </w:rPr>
+                                  </w:pPr>
+                                  <w:r>
+                                    <w:t>Figure 1.7 Final Output</w:t>
+                                  </w:r>
+                                </w:p>
+                              </w:txbxContent>
+                            </wps:txbx>
+                            <wps:bodyPr rot="0" spcFirstLastPara="0" vertOverflow="overflow" horzOverflow="overflow" vert="horz" wrap="square" lIns="0" tIns="0" rIns="0" bIns="0" numCol="1" spcCol="0" rtlCol="0" fromWordArt="0" anchor="t" anchorCtr="0" forceAA="0" compatLnSpc="1">
+                              <a:prstTxWarp prst="textNoShape">
+                                <a:avLst/>
+                              </a:prstTxWarp>
+                              <a:spAutoFit/>
+                            </wps:bodyPr>
+                          </wps:wsp>
+                        </a:graphicData>
+                      </a:graphic>
+                    </wp:anchor>
+                  </w:drawing>
+                </mc:Choice>
+                <mc:Fallback>
+                  <w:pict>
+                    <v:shape w14:anchorId="47255EA6" id="_x0000_s1032" type="#_x0000_t202" style="position:absolute;margin-left:-2.2pt;margin-top:164.8pt;width:124.65pt;height:.05pt;z-index:251678720;visibility:visible;mso-wrap-style:square;mso-wrap-distance-left:9pt;mso-wrap-distance-top:0;mso-wrap-distance-right:9pt;mso-wrap-distance-bottom:0;mso-position-horizontal:absolute;mso-position-horizontal-relative:text;mso-position-vertical:absolute;mso-position-vertical-relative:text;v-text-anchor:top" o:gfxdata="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" stroked="f">
+                      <v:textbox style="mso-fit-shape-to-text:t" inset="0,0,0,0">
+                        <w:txbxContent>
+                          <w:p>
+                            <w:pPr>
+                              <w:pStyle w:val="Caption"/>
+                              <w:rPr>
+                                <w:rFonts w:ascii="Times New Roman" w:eastAsia="Times New Roman" w:hAnsi="Times New Roman" w:cs="Times New Roman"/>
+                                <w:lang w:eastAsia="en-IN"/>
+                              </w:rPr>
+                            </w:pPr>
+                            <w:r>
+                              <w:t>Figure 1.7 Final Output</w:t>
+                            </w:r>
+                          </w:p>
+                        </w:txbxContent>
+                      </v:textbox>
+                      <w10:wrap type="square"/>
+                    </v:shape>
+                  </w:pict>
+                </mc:Fallback>
+              </mc:AlternateContent>
+            </w:r>
+            <w:r>
               <w:t>The program identified the best-performing model, lowest-performing model, most-improved model and best-performing algorithm.</w:t>
             </w:r>
             <w:r>
@@ -11455,11 +11561,21 @@
           </w:tcPr>
           <w:p>
             <w:pPr>
-              <w:pStyle w:val="ListParagraph"/>
               <w:spacing w:before="100" w:beforeAutospacing="1" w:after="100" w:afterAutospacing="1"/>
-              <w:ind w:left="360"/>
-              <w:jc w:val="both"/>
-            </w:pPr>
+              <w:rPr>
+                <w:rFonts w:ascii="Times New Roman" w:hAnsi="Times New Roman" w:cs="Times New Roman"/>
+                <w:sz w:val="24"/>
+                <w:szCs w:val="24"/>
+              </w:rPr>
+            </w:pPr>
+            <w:r>
+              <w:rPr>
+                <w:rFonts w:ascii="Times New Roman" w:hAnsi="Times New Roman" w:cs="Times New Roman"/>
+                <w:sz w:val="24"/>
+                <w:szCs w:val="24"/>
+              </w:rPr>
+              <w:t>The exercise successfully demonstrated how Pandas can be used to analyse AI model performance data. The program selected, filtered, sorted and ranked the models, calculated average accuracy, compared algorithm performance and tracked accuracy improvement. It also generated an automated evaluation report and saved the final results in CSV and text formats.</w:t>
+            </w:r>
           </w:p>
         </w:tc>
       </w:tr>
@@ -11526,23 +11642,18 @@
               <w:spacing w:before="0" w:beforeAutospacing="0" w:after="0" w:afterAutospacing="0"/>
             </w:pPr>
             <w:r>
-              <w:t xml:space="preserve">Python Program (Google </w:t>
-            </w:r>
-            <w:proofErr w:type="spellStart"/>
-            <w:r>
-              <w:t>Colab</w:t>
-            </w:r>
-            <w:proofErr w:type="spellEnd"/>
-            <w:r>
-              <w:t xml:space="preserve"> link /</w:t>
-            </w:r>
-            <w:proofErr w:type="spellStart"/>
-            <w:r>
-              <w:t>Githab</w:t>
-            </w:r>
-            <w:proofErr w:type="spellEnd"/>
-            <w:r>
-              <w:t xml:space="preserve"> link) </w:t>
+              <w:t>Python Program (</w:t>
+            </w:r>
+            <w:hyperlink r:id="rId15" w:history="1">
+              <w:r>
+                <w:rPr>
+                  <w:rStyle w:val="Hyperlink"/>
+                </w:rPr>
+                <w:t>https://github.com/hasnainmakada-99/Data-Science-Codes/blob/main/WEEK%201/Excercise_Program_Console.py</w:t>
+              </w:r>
+            </w:hyperlink>
+            <w:r>
+              <w:t xml:space="preserve">) </w:t>
             </w:r>
           </w:p>
           <w:p>
@@ -11552,13 +11663,27 @@
                 <w:ilvl w:val="0"/>
                 <w:numId w:val="10"/>
               </w:numPr>
-              <w:spacing w:before="0" w:beforeAutospacing="0" w:after="0" w:afterAutospacing="0"/>
+              <w:spacing w:after="0"/>
             </w:pPr>
             <w:r>
               <w:t>Class lecture</w:t>
             </w:r>
             <w:r>
               <w:t xml:space="preserve"> link</w:t>
+            </w:r>
+            <w:r>
+              <w:t xml:space="preserve"> (</w:t>
+            </w:r>
+            <w:hyperlink r:id="rId16" w:history="1">
+              <w:r>
+                <w:rPr>
+                  <w:rStyle w:val="Hyperlink"/>
+                </w:rPr>
+                <w:t>https://drive.google.com/file/d/15diEukCtrPLimox63oa9ce1U-t4qVMUy/view?usp=drive_link</w:t>
+              </w:r>
+            </w:hyperlink>
+            <w:r>
+              <w:t xml:space="preserve">) </w:t>
             </w:r>
           </w:p>
           <w:p>
@@ -11579,8 +11704,8 @@
       </w:pPr>
     </w:p>
     <w:sectPr>
-      <w:headerReference w:type="default" r:id="rId15"/>
-      <w:footerReference w:type="default" r:id="rId16"/>
+      <w:headerReference w:type="default" r:id="rId17"/>
+      <w:footerReference w:type="default" r:id="rId18"/>
       <w:pgSz w:w="11906" w:h="16838"/>
       <w:pgMar w:top="1440" w:right="1440" w:bottom="1440" w:left="1440" w:header="708" w:footer="708" w:gutter="0"/>
       <w:pgBorders w:offsetFrom="page">
@@ -11640,6 +11765,12 @@
       <w:rPr>
         <w:lang w:val="en-US"/>
       </w:rPr>
+      <w:t xml:space="preserve"> 26MML0031</w:t>
+    </w:r>
+    <w:r>
+      <w:rPr>
+        <w:lang w:val="en-US"/>
+      </w:rPr>
       <w:tab/>
     </w:r>
     <w:r>
@@ -11647,6 +11778,12 @@
         <w:lang w:val="en-US"/>
       </w:rPr>
       <w:t>Name:</w:t>
+    </w:r>
+    <w:r>
+      <w:rPr>
+        <w:lang w:val="en-US"/>
+      </w:rPr>
+      <w:t xml:space="preserve"> Hasnain Makada</w:t>
     </w:r>
   </w:p>
   <w:p>
@@ -11827,7 +11964,21 @@
         <w:b/>
         <w:lang w:val="en-US"/>
       </w:rPr>
-      <w:t>Programming for Data Science Lab (BCSE207P) Record</w:t>
+      <w:t>Programming for Data Science Lab (</w:t>
+    </w:r>
+    <w:r>
+      <w:rPr>
+        <w:b/>
+        <w:lang w:val="en-US"/>
+      </w:rPr>
+      <w:t>MACSE502</w:t>
+    </w:r>
+    <w:r>
+      <w:rPr>
+        <w:b/>
+        <w:lang w:val="en-US"/>
+      </w:rPr>
+      <w:t>) Record</w:t>
     </w:r>
   </w:p>
   <w:p>
@@ -11844,7 +11995,7 @@
         <w:b/>
         <w:lang w:val="en-US"/>
       </w:rPr>
-      <w:t>Practice Program/ Exercise Program</w:t>
+      <w:t>Exercise Program</w:t>
     </w:r>
     <w:r>
       <w:rPr>
@@ -11874,6 +12025,13 @@
         <w:b/>
         <w:lang w:val="en-US"/>
       </w:rPr>
+      <w:t xml:space="preserve"> 09/07/2026</w:t>
+    </w:r>
+    <w:r>
+      <w:rPr>
+        <w:b/>
+        <w:lang w:val="en-US"/>
+      </w:rPr>
       <w:tab/>
     </w:r>
     <w:r>
@@ -11895,6 +12053,13 @@
         <w:b/>
         <w:lang w:val="en-US"/>
       </w:rPr>
+      <w:t>1</w:t>
+    </w:r>
+    <w:r>
+      <w:rPr>
+        <w:b/>
+        <w:lang w:val="en-US"/>
+      </w:rPr>
       <w:tab/>
     </w:r>
     <w:r>
@@ -11909,7 +12074,21 @@
         <w:b/>
         <w:lang w:val="en-US"/>
       </w:rPr>
-      <w:t xml:space="preserve">S. No. </w:t>
+      <w:t>S. No.</w:t>
+    </w:r>
+    <w:r>
+      <w:rPr>
+        <w:b/>
+        <w:lang w:val="en-US"/>
+      </w:rPr>
+      <w:t xml:space="preserve"> 1</w:t>
+    </w:r>
+    <w:r>
+      <w:rPr>
+        <w:b/>
+        <w:lang w:val="en-US"/>
+      </w:rPr>
+      <w:t xml:space="preserve"> </w:t>
     </w:r>
   </w:p>
 </w:hdr>
@@ -13942,6 +14121,7 @@
   <w:style w:type="character" w:default="1" w:styleId="DefaultParagraphFont">
     <w:name w:val="Default Paragraph Font"/>
     <w:uiPriority w:val="1"/>
+    <w:semiHidden/>
     <w:unhideWhenUsed/>
   </w:style>
   <w:style w:type="table" w:default="1" w:styleId="TableNormal">
@@ -14107,6 +14287,18 @@
     <w:rPr>
       <w:color w:val="0563C1" w:themeColor="hyperlink"/>
       <w:u w:val="single"/>
+    </w:rPr>
+  </w:style>
+  <w:style w:type="character" w:styleId="UnresolvedMention">
+    <w:name w:val="Unresolved Mention"/>
+    <w:basedOn w:val="DefaultParagraphFont"/>
+    <w:uiPriority w:val="99"/>
+    <w:semiHidden/>
+    <w:unhideWhenUsed/>
+    <w:rsid w:val="007C319B"/>
+    <w:rPr>
+      <w:color w:val="605E5C"/>
+      <w:shd w:val="clear" w:color="auto" w:fill="E1DFDD"/>
     </w:rPr>
   </w:style>
 </w:styles>

--- a/WEEK 1/26MML0031_WEEK_1_EXCERCISE_1.docx
+++ b/WEEK 1/26MML0031_WEEK_1_EXCERCISE_1.docx
@@ -10564,7 +10564,7 @@
                 <w:noProof/>
               </w:rPr>
               <w:drawing>
-                <wp:anchor distT="0" distB="0" distL="114300" distR="114300" simplePos="0" relativeHeight="251658240" behindDoc="1" locked="0" layoutInCell="1" allowOverlap="1" wp14:anchorId="3853A9C3" wp14:editId="6170C9E9">
+                <wp:anchor distT="0" distB="0" distL="114300" distR="114300" simplePos="0" relativeHeight="251658240" behindDoc="1" locked="0" layoutInCell="1" allowOverlap="1" wp14:anchorId="3853A9C3" wp14:editId="265BBE30">
                   <wp:simplePos x="0" y="0"/>
                   <wp:positionH relativeFrom="column">
                     <wp:posOffset>-1482</wp:posOffset>
@@ -10758,7 +10758,7 @@
                 <w:noProof/>
               </w:rPr>
               <w:drawing>
-                <wp:anchor distT="0" distB="0" distL="114300" distR="114300" simplePos="0" relativeHeight="251670528" behindDoc="1" locked="0" layoutInCell="1" allowOverlap="1" wp14:anchorId="68B845B8" wp14:editId="672DC1CD">
+                <wp:anchor distT="0" distB="0" distL="114300" distR="114300" simplePos="0" relativeHeight="251670528" behindDoc="1" locked="0" layoutInCell="1" allowOverlap="1" wp14:anchorId="68B845B8" wp14:editId="0A66D73C">
                   <wp:simplePos x="0" y="0"/>
                   <wp:positionH relativeFrom="column">
                     <wp:posOffset>-52705</wp:posOffset>
@@ -10926,7 +10926,7 @@
                 <w:noProof/>
               </w:rPr>
               <w:drawing>
-                <wp:anchor distT="0" distB="0" distL="114300" distR="114300" simplePos="0" relativeHeight="251667456" behindDoc="1" locked="0" layoutInCell="1" allowOverlap="1" wp14:anchorId="273352F2" wp14:editId="20F80D95">
+                <wp:anchor distT="0" distB="0" distL="114300" distR="114300" simplePos="0" relativeHeight="251667456" behindDoc="1" locked="0" layoutInCell="1" allowOverlap="1" wp14:anchorId="273352F2" wp14:editId="07D17AF6">
                   <wp:simplePos x="0" y="0"/>
                   <wp:positionH relativeFrom="column">
                     <wp:posOffset>895985</wp:posOffset>
@@ -11189,7 +11189,7 @@
               </w:rPr>
               <w:lastRenderedPageBreak/>
               <w:drawing>
-                <wp:anchor distT="0" distB="0" distL="114300" distR="114300" simplePos="0" relativeHeight="251676672" behindDoc="0" locked="0" layoutInCell="1" allowOverlap="1" wp14:anchorId="1F6D9838" wp14:editId="215A5192">
+                <wp:anchor distT="0" distB="0" distL="114300" distR="114300" simplePos="0" relativeHeight="251676672" behindDoc="0" locked="0" layoutInCell="1" allowOverlap="1" wp14:anchorId="1F6D9838" wp14:editId="5B19CCC5">
                   <wp:simplePos x="0" y="0"/>
                   <wp:positionH relativeFrom="column">
                     <wp:posOffset>-27305</wp:posOffset>
@@ -11335,7 +11335,7 @@
                 <w:noProof/>
               </w:rPr>
               <w:drawing>
-                <wp:anchor distT="0" distB="0" distL="114300" distR="114300" simplePos="0" relativeHeight="251673600" behindDoc="0" locked="0" layoutInCell="1" allowOverlap="1" wp14:anchorId="5381D2AF" wp14:editId="0735430F">
+                <wp:anchor distT="0" distB="0" distL="114300" distR="114300" simplePos="0" relativeHeight="251673600" behindDoc="0" locked="0" layoutInCell="1" allowOverlap="1" wp14:anchorId="5381D2AF" wp14:editId="4D29E3ED">
                   <wp:simplePos x="0" y="0"/>
                   <wp:positionH relativeFrom="column">
                     <wp:posOffset>-64982</wp:posOffset>
@@ -12081,7 +12081,14 @@
         <w:b/>
         <w:lang w:val="en-US"/>
       </w:rPr>
-      <w:t xml:space="preserve"> 1</w:t>
+      <w:t xml:space="preserve"> </w:t>
+    </w:r>
+    <w:r>
+      <w:rPr>
+        <w:b/>
+        <w:lang w:val="en-US"/>
+      </w:rPr>
+      <w:t>2</w:t>
     </w:r>
     <w:r>
       <w:rPr>

--- a/WEEK 1/26MML0031_WEEK_1_EXCERCISE_1.docx
+++ b/WEEK 1/26MML0031_WEEK_1_EXCERCISE_1.docx
@@ -1,6 +1,6 @@
 
 <file path=word/document.xml><?xml version="1.0" encoding="utf-8"?>
-<w:document xmlns:wpc="http://schemas.microsoft.com/office/word/2010/wordprocessingCanvas" xmlns:cx="http://schemas.microsoft.com/office/drawing/2014/chartex" xmlns:cx1="http://schemas.microsoft.com/office/drawing/2015/9/8/chartex" xmlns:cx2="http://schemas.microsoft.com/office/drawing/2015/10/21/chartex" xmlns:cx3="http://schemas.microsoft.com/office/drawing/2016/5/9/chartex" xmlns:cx4="http://schemas.microsoft.com/office/drawing/2016/5/10/chartex" xmlns:cx5="http://schemas.microsoft.com/office/drawing/2016/5/11/chartex" xmlns:cx6="http://schemas.microsoft.com/office/drawing/2016/5/12/chartex" xmlns:cx7="http://schemas.microsoft.com/office/drawing/2016/5/13/chartex" xmlns:cx8="http://schemas.microsoft.com/office/drawing/2016/5/14/chartex" xmlns:mc="http://schemas.openxmlformats.org/markup-compatibility/2006" xmlns:aink="http://schemas.microsoft.com/office/drawing/2016/ink" xmlns:am3d="http://schemas.microsoft.com/office/drawing/2017/model3d" xmlns:o="urn:schemas-microsoft-com:office:office" xmlns:oel="http://schemas.microsoft.com/office/2019/extlst" xmlns:r="http://schemas.openxmlformats.org/officeDocument/2006/relationships" xmlns:m="http://schemas.openxmlformats.org/officeDocument/2006/math" xmlns:v="urn:schemas-microsoft-com:vml" xmlns:wp14="http://schemas.microsoft.com/office/word/2010/wordprocessingDrawing" xmlns:wp="http://schemas.openxmlformats.org/drawingml/2006/wordprocessingDrawing" xmlns:w10="urn:schemas-microsoft-com:office:word" xmlns:w="http://schemas.openxmlformats.org/wordprocessingml/2006/main" xmlns:w14="http://schemas.microsoft.com/office/word/2010/wordml" xmlns:w15="http://schemas.microsoft.com/office/word/2012/wordml" xmlns:w16cex="http://schemas.microsoft.com/office/word/2018/wordml/cex" xmlns:w16cid="http://schemas.microsoft.com/office/word/2016/wordml/cid" xmlns:w16="http://schemas.microsoft.com/office/word/2018/wordml" xmlns:w16du="http://schemas.microsoft.com/office/word/2023/wordml/word16du" xmlns:w16sdtdh="http://schemas.microsoft.com/office/word/2020/wordml/sdtdatahash" xmlns:w16sdtfl="http://schemas.microsoft.com/office/word/2024/wordml/sdtformatlock" xmlns:w16se="http://schemas.microsoft.com/office/word/2015/wordml/symex" xmlns:wpg="http://schemas.microsoft.com/office/word/2010/wordprocessingGroup" xmlns:wpi="http://schemas.microsoft.com/office/word/2010/wordprocessingInk" xmlns:wne="http://schemas.microsoft.com/office/word/2006/wordml" xmlns:wps="http://schemas.microsoft.com/office/word/2010/wordprocessingShape" mc:Ignorable="w14 w15 w16se w16cid w16 w16cex w16sdtdh w16sdtfl w16du wp14">
+<w:document xmlns:wpc="http://schemas.microsoft.com/office/word/2010/wordprocessingCanvas" xmlns:cx="http://schemas.microsoft.com/office/drawing/2014/chartex" xmlns:cx1="http://schemas.microsoft.com/office/drawing/2015/9/8/chartex" xmlns:cx2="http://schemas.microsoft.com/office/drawing/2015/10/21/chartex" xmlns:cx3="http://schemas.microsoft.com/office/drawing/2016/5/9/chartex" xmlns:cx4="http://schemas.microsoft.com/office/drawing/2016/5/10/chartex" xmlns:cx5="http://schemas.microsoft.com/office/drawing/2016/5/11/chartex" xmlns:cx6="http://schemas.microsoft.com/office/drawing/2016/5/12/chartex" xmlns:cx7="http://schemas.microsoft.com/office/drawing/2016/5/13/chartex" xmlns:cx8="http://schemas.microsoft.com/office/drawing/2016/5/14/chartex" xmlns:mc="http://schemas.openxmlformats.org/markup-compatibility/2006" xmlns:aink="http://schemas.microsoft.com/office/drawing/2016/ink" xmlns:am3d="http://schemas.microsoft.com/office/drawing/2017/model3d" xmlns:o="urn:schemas-microsoft-com:office:office" xmlns:oel="http://schemas.microsoft.com/office/2019/extlst" xmlns:r="http://schemas.openxmlformats.org/officeDocument/2006/relationships" xmlns:m="http://schemas.openxmlformats.org/officeDocument/2006/math" xmlns:v="urn:schemas-microsoft-com:vml" xmlns:wp14="http://schemas.microsoft.com/office/word/2010/wordprocessingDrawing" xmlns:wp="http://schemas.openxmlformats.org/drawingml/2006/wordprocessingDrawing" xmlns:w10="urn:schemas-microsoft-com:office:word" xmlns:w="http://schemas.openxmlformats.org/wordprocessingml/2006/main" xmlns:w14="http://schemas.microsoft.com/office/word/2010/wordml" xmlns:w15="http://schemas.microsoft.com/office/word/2012/wordml" xmlns:w16cei="http://schemas.microsoft.com/office/word/2026/wordml/cei" xmlns:w16cex="http://schemas.microsoft.com/office/word/2018/wordml/cex" xmlns:w16cid="http://schemas.microsoft.com/office/word/2016/wordml/cid" xmlns:w16="http://schemas.microsoft.com/office/word/2018/wordml" xmlns:w16du="http://schemas.microsoft.com/office/word/2023/wordml/word16du" xmlns:w16sdtdh="http://schemas.microsoft.com/office/word/2020/wordml/sdtdatahash" xmlns:w16sdtfl="http://schemas.microsoft.com/office/word/2024/wordml/sdtformatlock" xmlns:w16se="http://schemas.microsoft.com/office/word/2015/wordml/symex" xmlns:wpg="http://schemas.microsoft.com/office/word/2010/wordprocessingGroup" xmlns:wpi="http://schemas.microsoft.com/office/word/2010/wordprocessingInk" xmlns:wne="http://schemas.microsoft.com/office/word/2006/wordml" xmlns:wps="http://schemas.microsoft.com/office/word/2010/wordprocessingShape" mc:Ignorable="w14 w15 w16se w16cid w16 w16cex w16sdtdh w16sdtfl w16du wp14">
   <w:background w:color="F2F2F2" w:themeColor="background1" w:themeShade="F2"/>
   <w:body>
     <w:tbl>
@@ -10305,34 +10305,16 @@
                             <w:r>
                               <w:t xml:space="preserve">Figure </w:t>
                             </w:r>
+                            <w:fldSimple w:instr=" SEQ Figure \* ARABIC ">
+                              <w:r>
+                                <w:rPr>
+                                  <w:noProof/>
+                                </w:rPr>
+                                <w:t>1</w:t>
+                              </w:r>
+                            </w:fldSimple>
                             <w:r>
-                              <w:fldChar w:fldCharType="begin"/>
-                            </w:r>
-                            <w:r>
-                              <w:instrText xml:space="preserve"> SEQ Figure \* ARABIC </w:instrText>
-                            </w:r>
-                            <w:r>
-                              <w:fldChar w:fldCharType="separate"/>
-                            </w:r>
-                            <w:r>
-                              <w:rPr>
-                                <w:noProof/>
-                              </w:rPr>
-                              <w:t>1</w:t>
-                            </w:r>
-                            <w:r>
-                              <w:fldChar w:fldCharType="end"/>
-                            </w:r>
-                            <w:r>
-                              <w:t xml:space="preserve">.2 Selected </w:t>
-                            </w:r>
-                            <w:proofErr w:type="spellStart"/>
-                            <w:r>
-                              <w:t>ModelID</w:t>
-                            </w:r>
-                            <w:proofErr w:type="spellEnd"/>
-                            <w:r>
-                              <w:t xml:space="preserve"> and Accuracy</w:t>
+                              <w:t>.2 Selected ModelID and Accuracy</w:t>
                             </w:r>
                           </w:p>
                         </w:txbxContent>
@@ -10510,24 +10492,14 @@
                             <w:r>
                               <w:t xml:space="preserve">Figure </w:t>
                             </w:r>
-                            <w:r>
-                              <w:fldChar w:fldCharType="begin"/>
-                            </w:r>
-                            <w:r>
-                              <w:instrText xml:space="preserve"> SEQ Figure \* ARABIC </w:instrText>
-                            </w:r>
-                            <w:r>
-                              <w:fldChar w:fldCharType="separate"/>
-                            </w:r>
-                            <w:r>
-                              <w:rPr>
-                                <w:noProof/>
-                              </w:rPr>
-                              <w:t>2</w:t>
-                            </w:r>
-                            <w:r>
-                              <w:fldChar w:fldCharType="end"/>
-                            </w:r>
+                            <w:fldSimple w:instr=" SEQ Figure \* ARABIC ">
+                              <w:r>
+                                <w:rPr>
+                                  <w:noProof/>
+                                </w:rPr>
+                                <w:t>2</w:t>
+                              </w:r>
+                            </w:fldSimple>
                             <w:r>
                               <w:t>.1 Original Cleaned Dataset</w:t>
                             </w:r>
@@ -10564,7 +10536,7 @@
                 <w:noProof/>
               </w:rPr>
               <w:drawing>
-                <wp:anchor distT="0" distB="0" distL="114300" distR="114300" simplePos="0" relativeHeight="251658240" behindDoc="1" locked="0" layoutInCell="1" allowOverlap="1" wp14:anchorId="3853A9C3" wp14:editId="265BBE30">
+                <wp:anchor distT="0" distB="0" distL="114300" distR="114300" simplePos="0" relativeHeight="251658240" behindDoc="1" locked="0" layoutInCell="1" allowOverlap="1" wp14:anchorId="3853A9C3" wp14:editId="6E13793F">
                   <wp:simplePos x="0" y="0"/>
                   <wp:positionH relativeFrom="column">
                     <wp:posOffset>-1482</wp:posOffset>
@@ -10758,7 +10730,7 @@
                 <w:noProof/>
               </w:rPr>
               <w:drawing>
-                <wp:anchor distT="0" distB="0" distL="114300" distR="114300" simplePos="0" relativeHeight="251670528" behindDoc="1" locked="0" layoutInCell="1" allowOverlap="1" wp14:anchorId="68B845B8" wp14:editId="0A66D73C">
+                <wp:anchor distT="0" distB="0" distL="114300" distR="114300" simplePos="0" relativeHeight="251670528" behindDoc="1" locked="0" layoutInCell="1" allowOverlap="1" wp14:anchorId="68B845B8" wp14:editId="56509FE8">
                   <wp:simplePos x="0" y="0"/>
                   <wp:positionH relativeFrom="column">
                     <wp:posOffset>-52705</wp:posOffset>
@@ -10926,7 +10898,7 @@
                 <w:noProof/>
               </w:rPr>
               <w:drawing>
-                <wp:anchor distT="0" distB="0" distL="114300" distR="114300" simplePos="0" relativeHeight="251667456" behindDoc="1" locked="0" layoutInCell="1" allowOverlap="1" wp14:anchorId="273352F2" wp14:editId="07D17AF6">
+                <wp:anchor distT="0" distB="0" distL="114300" distR="114300" simplePos="0" relativeHeight="251667456" behindDoc="1" locked="0" layoutInCell="1" allowOverlap="1" wp14:anchorId="273352F2" wp14:editId="0566DD9E">
                   <wp:simplePos x="0" y="0"/>
                   <wp:positionH relativeFrom="column">
                     <wp:posOffset>895985</wp:posOffset>
@@ -11189,7 +11161,7 @@
               </w:rPr>
               <w:lastRenderedPageBreak/>
               <w:drawing>
-                <wp:anchor distT="0" distB="0" distL="114300" distR="114300" simplePos="0" relativeHeight="251676672" behindDoc="0" locked="0" layoutInCell="1" allowOverlap="1" wp14:anchorId="1F6D9838" wp14:editId="5B19CCC5">
+                <wp:anchor distT="0" distB="0" distL="114300" distR="114300" simplePos="0" relativeHeight="251676672" behindDoc="0" locked="0" layoutInCell="1" allowOverlap="1" wp14:anchorId="1F6D9838" wp14:editId="347EF417">
                   <wp:simplePos x="0" y="0"/>
                   <wp:positionH relativeFrom="column">
                     <wp:posOffset>-27305</wp:posOffset>
@@ -11335,7 +11307,7 @@
                 <w:noProof/>
               </w:rPr>
               <w:drawing>
-                <wp:anchor distT="0" distB="0" distL="114300" distR="114300" simplePos="0" relativeHeight="251673600" behindDoc="0" locked="0" layoutInCell="1" allowOverlap="1" wp14:anchorId="5381D2AF" wp14:editId="4D29E3ED">
+                <wp:anchor distT="0" distB="0" distL="114300" distR="114300" simplePos="0" relativeHeight="251673600" behindDoc="0" locked="0" layoutInCell="1" allowOverlap="1" wp14:anchorId="5381D2AF" wp14:editId="722C9C8E">
                   <wp:simplePos x="0" y="0"/>
                   <wp:positionH relativeFrom="column">
                     <wp:posOffset>-64982</wp:posOffset>
@@ -11714,6 +11686,7 @@
         <w:bottom w:val="double" w:sz="4" w:space="24" w:color="auto" w:shadow="1"/>
         <w:right w:val="double" w:sz="4" w:space="24" w:color="auto" w:shadow="1"/>
       </w:pgBorders>
+      <w:pgNumType w:start="6"/>
       <w:cols w:space="708"/>
       <w:docGrid w:linePitch="360"/>
     </w:sectPr>
@@ -11722,7 +11695,7 @@
 </file>
 
 <file path=word/endnotes.xml><?xml version="1.0" encoding="utf-8"?>
-<w:endnotes xmlns:wpc="http://schemas.microsoft.com/office/word/2010/wordprocessingCanvas" xmlns:cx="http://schemas.microsoft.com/office/drawing/2014/chartex" xmlns:cx1="http://schemas.microsoft.com/office/drawing/2015/9/8/chartex" xmlns:cx2="http://schemas.microsoft.com/office/drawing/2015/10/21/chartex" xmlns:cx3="http://schemas.microsoft.com/office/drawing/2016/5/9/chartex" xmlns:cx4="http://schemas.microsoft.com/office/drawing/2016/5/10/chartex" xmlns:cx5="http://schemas.microsoft.com/office/drawing/2016/5/11/chartex" xmlns:cx6="http://schemas.microsoft.com/office/drawing/2016/5/12/chartex" xmlns:cx7="http://schemas.microsoft.com/office/drawing/2016/5/13/chartex" xmlns:cx8="http://schemas.microsoft.com/office/drawing/2016/5/14/chartex" xmlns:mc="http://schemas.openxmlformats.org/markup-compatibility/2006" xmlns:aink="http://schemas.microsoft.com/office/drawing/2016/ink" xmlns:am3d="http://schemas.microsoft.com/office/drawing/2017/model3d" xmlns:o="urn:schemas-microsoft-com:office:office" xmlns:oel="http://schemas.microsoft.com/office/2019/extlst" xmlns:r="http://schemas.openxmlformats.org/officeDocument/2006/relationships" xmlns:m="http://schemas.openxmlformats.org/officeDocument/2006/math" xmlns:v="urn:schemas-microsoft-com:vml" xmlns:wp14="http://schemas.microsoft.com/office/word/2010/wordprocessingDrawing" xmlns:wp="http://schemas.openxmlformats.org/drawingml/2006/wordprocessingDrawing" xmlns:w10="urn:schemas-microsoft-com:office:word" xmlns:w="http://schemas.openxmlformats.org/wordprocessingml/2006/main" xmlns:w14="http://schemas.microsoft.com/office/word/2010/wordml" xmlns:w15="http://schemas.microsoft.com/office/word/2012/wordml" xmlns:w16cex="http://schemas.microsoft.com/office/word/2018/wordml/cex" xmlns:w16cid="http://schemas.microsoft.com/office/word/2016/wordml/cid" xmlns:w16="http://schemas.microsoft.com/office/word/2018/wordml" xmlns:w16du="http://schemas.microsoft.com/office/word/2023/wordml/word16du" xmlns:w16sdtdh="http://schemas.microsoft.com/office/word/2020/wordml/sdtdatahash" xmlns:w16sdtfl="http://schemas.microsoft.com/office/word/2024/wordml/sdtformatlock" xmlns:w16se="http://schemas.microsoft.com/office/word/2015/wordml/symex" xmlns:wpg="http://schemas.microsoft.com/office/word/2010/wordprocessingGroup" xmlns:wpi="http://schemas.microsoft.com/office/word/2010/wordprocessingInk" xmlns:wne="http://schemas.microsoft.com/office/word/2006/wordml" xmlns:wps="http://schemas.microsoft.com/office/word/2010/wordprocessingShape" mc:Ignorable="w14 w15 w16se w16cid w16 w16cex w16sdtdh w16sdtfl w16du wp14">
+<w:endnotes xmlns:wpc="http://schemas.microsoft.com/office/word/2010/wordprocessingCanvas" xmlns:cx="http://schemas.microsoft.com/office/drawing/2014/chartex" xmlns:cx1="http://schemas.microsoft.com/office/drawing/2015/9/8/chartex" xmlns:cx2="http://schemas.microsoft.com/office/drawing/2015/10/21/chartex" xmlns:cx3="http://schemas.microsoft.com/office/drawing/2016/5/9/chartex" xmlns:cx4="http://schemas.microsoft.com/office/drawing/2016/5/10/chartex" xmlns:cx5="http://schemas.microsoft.com/office/drawing/2016/5/11/chartex" xmlns:cx6="http://schemas.microsoft.com/office/drawing/2016/5/12/chartex" xmlns:cx7="http://schemas.microsoft.com/office/drawing/2016/5/13/chartex" xmlns:cx8="http://schemas.microsoft.com/office/drawing/2016/5/14/chartex" xmlns:mc="http://schemas.openxmlformats.org/markup-compatibility/2006" xmlns:aink="http://schemas.microsoft.com/office/drawing/2016/ink" xmlns:am3d="http://schemas.microsoft.com/office/drawing/2017/model3d" xmlns:o="urn:schemas-microsoft-com:office:office" xmlns:oel="http://schemas.microsoft.com/office/2019/extlst" xmlns:r="http://schemas.openxmlformats.org/officeDocument/2006/relationships" xmlns:m="http://schemas.openxmlformats.org/officeDocument/2006/math" xmlns:v="urn:schemas-microsoft-com:vml" xmlns:wp14="http://schemas.microsoft.com/office/word/2010/wordprocessingDrawing" xmlns:wp="http://schemas.openxmlformats.org/drawingml/2006/wordprocessingDrawing" xmlns:w10="urn:schemas-microsoft-com:office:word" xmlns:w="http://schemas.openxmlformats.org/wordprocessingml/2006/main" xmlns:w14="http://schemas.microsoft.com/office/word/2010/wordml" xmlns:w15="http://schemas.microsoft.com/office/word/2012/wordml" xmlns:w16cei="http://schemas.microsoft.com/office/word/2026/wordml/cei" xmlns:w16cex="http://schemas.microsoft.com/office/word/2018/wordml/cex" xmlns:w16cid="http://schemas.microsoft.com/office/word/2016/wordml/cid" xmlns:w16="http://schemas.microsoft.com/office/word/2018/wordml" xmlns:w16du="http://schemas.microsoft.com/office/word/2023/wordml/word16du" xmlns:w16sdtdh="http://schemas.microsoft.com/office/word/2020/wordml/sdtdatahash" xmlns:w16sdtfl="http://schemas.microsoft.com/office/word/2024/wordml/sdtformatlock" xmlns:w16se="http://schemas.microsoft.com/office/word/2015/wordml/symex" xmlns:wpg="http://schemas.microsoft.com/office/word/2010/wordprocessingGroup" xmlns:wpi="http://schemas.microsoft.com/office/word/2010/wordprocessingInk" xmlns:wne="http://schemas.microsoft.com/office/word/2006/wordml" xmlns:wps="http://schemas.microsoft.com/office/word/2010/wordprocessingShape" mc:Ignorable="w14 w15 w16se w16cid w16 w16cex w16sdtdh w16sdtfl w16du wp14">
   <w:endnote w:type="separator" w:id="-1">
     <w:p>
       <w:pPr>
@@ -11747,7 +11720,7 @@
 </file>
 
 <file path=word/footer1.xml><?xml version="1.0" encoding="utf-8"?>
-<w:ftr xmlns:wpc="http://schemas.microsoft.com/office/word/2010/wordprocessingCanvas" xmlns:cx="http://schemas.microsoft.com/office/drawing/2014/chartex" xmlns:cx1="http://schemas.microsoft.com/office/drawing/2015/9/8/chartex" xmlns:cx2="http://schemas.microsoft.com/office/drawing/2015/10/21/chartex" xmlns:cx3="http://schemas.microsoft.com/office/drawing/2016/5/9/chartex" xmlns:cx4="http://schemas.microsoft.com/office/drawing/2016/5/10/chartex" xmlns:cx5="http://schemas.microsoft.com/office/drawing/2016/5/11/chartex" xmlns:cx6="http://schemas.microsoft.com/office/drawing/2016/5/12/chartex" xmlns:cx7="http://schemas.microsoft.com/office/drawing/2016/5/13/chartex" xmlns:cx8="http://schemas.microsoft.com/office/drawing/2016/5/14/chartex" xmlns:mc="http://schemas.openxmlformats.org/markup-compatibility/2006" xmlns:aink="http://schemas.microsoft.com/office/drawing/2016/ink" xmlns:am3d="http://schemas.microsoft.com/office/drawing/2017/model3d" xmlns:o="urn:schemas-microsoft-com:office:office" xmlns:oel="http://schemas.microsoft.com/office/2019/extlst" xmlns:r="http://schemas.openxmlformats.org/officeDocument/2006/relationships" xmlns:m="http://schemas.openxmlformats.org/officeDocument/2006/math" xmlns:v="urn:schemas-microsoft-com:vml" xmlns:wp14="http://schemas.microsoft.com/office/word/2010/wordprocessingDrawing" xmlns:wp="http://schemas.openxmlformats.org/drawingml/2006/wordprocessingDrawing" xmlns:w10="urn:schemas-microsoft-com:office:word" xmlns:w="http://schemas.openxmlformats.org/wordprocessingml/2006/main" xmlns:w14="http://schemas.microsoft.com/office/word/2010/wordml" xmlns:w15="http://schemas.microsoft.com/office/word/2012/wordml" xmlns:w16cex="http://schemas.microsoft.com/office/word/2018/wordml/cex" xmlns:w16cid="http://schemas.microsoft.com/office/word/2016/wordml/cid" xmlns:w16="http://schemas.microsoft.com/office/word/2018/wordml" xmlns:w16du="http://schemas.microsoft.com/office/word/2023/wordml/word16du" xmlns:w16sdtdh="http://schemas.microsoft.com/office/word/2020/wordml/sdtdatahash" xmlns:w16sdtfl="http://schemas.microsoft.com/office/word/2024/wordml/sdtformatlock" xmlns:w16se="http://schemas.microsoft.com/office/word/2015/wordml/symex" xmlns:wpg="http://schemas.microsoft.com/office/word/2010/wordprocessingGroup" xmlns:wpi="http://schemas.microsoft.com/office/word/2010/wordprocessingInk" xmlns:wne="http://schemas.microsoft.com/office/word/2006/wordml" xmlns:wps="http://schemas.microsoft.com/office/word/2010/wordprocessingShape" mc:Ignorable="w14 w15 w16se w16cid w16 w16cex w16sdtdh w16sdtfl w16du wp14">
+<w:ftr xmlns:wpc="http://schemas.microsoft.com/office/word/2010/wordprocessingCanvas" xmlns:cx="http://schemas.microsoft.com/office/drawing/2014/chartex" xmlns:cx1="http://schemas.microsoft.com/office/drawing/2015/9/8/chartex" xmlns:cx2="http://schemas.microsoft.com/office/drawing/2015/10/21/chartex" xmlns:cx3="http://schemas.microsoft.com/office/drawing/2016/5/9/chartex" xmlns:cx4="http://schemas.microsoft.com/office/drawing/2016/5/10/chartex" xmlns:cx5="http://schemas.microsoft.com/office/drawing/2016/5/11/chartex" xmlns:cx6="http://schemas.microsoft.com/office/drawing/2016/5/12/chartex" xmlns:cx7="http://schemas.microsoft.com/office/drawing/2016/5/13/chartex" xmlns:cx8="http://schemas.microsoft.com/office/drawing/2016/5/14/chartex" xmlns:mc="http://schemas.openxmlformats.org/markup-compatibility/2006" xmlns:aink="http://schemas.microsoft.com/office/drawing/2016/ink" xmlns:am3d="http://schemas.microsoft.com/office/drawing/2017/model3d" xmlns:o="urn:schemas-microsoft-com:office:office" xmlns:oel="http://schemas.microsoft.com/office/2019/extlst" xmlns:r="http://schemas.openxmlformats.org/officeDocument/2006/relationships" xmlns:m="http://schemas.openxmlformats.org/officeDocument/2006/math" xmlns:v="urn:schemas-microsoft-com:vml" xmlns:wp14="http://schemas.microsoft.com/office/word/2010/wordprocessingDrawing" xmlns:wp="http://schemas.openxmlformats.org/drawingml/2006/wordprocessingDrawing" xmlns:w10="urn:schemas-microsoft-com:office:word" xmlns:w="http://schemas.openxmlformats.org/wordprocessingml/2006/main" xmlns:w14="http://schemas.microsoft.com/office/word/2010/wordml" xmlns:w15="http://schemas.microsoft.com/office/word/2012/wordml" xmlns:w16cei="http://schemas.microsoft.com/office/word/2026/wordml/cei" xmlns:w16cex="http://schemas.microsoft.com/office/word/2018/wordml/cex" xmlns:w16cid="http://schemas.microsoft.com/office/word/2016/wordml/cid" xmlns:w16="http://schemas.microsoft.com/office/word/2018/wordml" xmlns:w16du="http://schemas.microsoft.com/office/word/2023/wordml/word16du" xmlns:w16sdtdh="http://schemas.microsoft.com/office/word/2020/wordml/sdtdatahash" xmlns:w16sdtfl="http://schemas.microsoft.com/office/word/2024/wordml/sdtformatlock" xmlns:w16se="http://schemas.microsoft.com/office/word/2015/wordml/symex" xmlns:wpg="http://schemas.microsoft.com/office/word/2010/wordprocessingGroup" xmlns:wpi="http://schemas.microsoft.com/office/word/2010/wordprocessingInk" xmlns:wne="http://schemas.microsoft.com/office/word/2006/wordml" xmlns:wps="http://schemas.microsoft.com/office/word/2010/wordprocessingShape" mc:Ignorable="w14 w15 w16se w16cid w16 w16cex w16sdtdh w16sdtfl w16du wp14">
   <w:p>
     <w:pPr>
       <w:pStyle w:val="Footer"/>
@@ -11900,7 +11873,7 @@
 </file>
 
 <file path=word/footnotes.xml><?xml version="1.0" encoding="utf-8"?>
-<w:footnotes xmlns:wpc="http://schemas.microsoft.com/office/word/2010/wordprocessingCanvas" xmlns:cx="http://schemas.microsoft.com/office/drawing/2014/chartex" xmlns:cx1="http://schemas.microsoft.com/office/drawing/2015/9/8/chartex" xmlns:cx2="http://schemas.microsoft.com/office/drawing/2015/10/21/chartex" xmlns:cx3="http://schemas.microsoft.com/office/drawing/2016/5/9/chartex" xmlns:cx4="http://schemas.microsoft.com/office/drawing/2016/5/10/chartex" xmlns:cx5="http://schemas.microsoft.com/office/drawing/2016/5/11/chartex" xmlns:cx6="http://schemas.microsoft.com/office/drawing/2016/5/12/chartex" xmlns:cx7="http://schemas.microsoft.com/office/drawing/2016/5/13/chartex" xmlns:cx8="http://schemas.microsoft.com/office/drawing/2016/5/14/chartex" xmlns:mc="http://schemas.openxmlformats.org/markup-compatibility/2006" xmlns:aink="http://schemas.microsoft.com/office/drawing/2016/ink" xmlns:am3d="http://schemas.microsoft.com/office/drawing/2017/model3d" xmlns:o="urn:schemas-microsoft-com:office:office" xmlns:oel="http://schemas.microsoft.com/office/2019/extlst" xmlns:r="http://schemas.openxmlformats.org/officeDocument/2006/relationships" xmlns:m="http://schemas.openxmlformats.org/officeDocument/2006/math" xmlns:v="urn:schemas-microsoft-com:vml" xmlns:wp14="http://schemas.microsoft.com/office/word/2010/wordprocessingDrawing" xmlns:wp="http://schemas.openxmlformats.org/drawingml/2006/wordprocessingDrawing" xmlns:w10="urn:schemas-microsoft-com:office:word" xmlns:w="http://schemas.openxmlformats.org/wordprocessingml/2006/main" xmlns:w14="http://schemas.microsoft.com/office/word/2010/wordml" xmlns:w15="http://schemas.microsoft.com/office/word/2012/wordml" xmlns:w16cex="http://schemas.microsoft.com/office/word/2018/wordml/cex" xmlns:w16cid="http://schemas.microsoft.com/office/word/2016/wordml/cid" xmlns:w16="http://schemas.microsoft.com/office/word/2018/wordml" xmlns:w16du="http://schemas.microsoft.com/office/word/2023/wordml/word16du" xmlns:w16sdtdh="http://schemas.microsoft.com/office/word/2020/wordml/sdtdatahash" xmlns:w16sdtfl="http://schemas.microsoft.com/office/word/2024/wordml/sdtformatlock" xmlns:w16se="http://schemas.microsoft.com/office/word/2015/wordml/symex" xmlns:wpg="http://schemas.microsoft.com/office/word/2010/wordprocessingGroup" xmlns:wpi="http://schemas.microsoft.com/office/word/2010/wordprocessingInk" xmlns:wne="http://schemas.microsoft.com/office/word/2006/wordml" xmlns:wps="http://schemas.microsoft.com/office/word/2010/wordprocessingShape" mc:Ignorable="w14 w15 w16se w16cid w16 w16cex w16sdtdh w16sdtfl w16du wp14">
+<w:footnotes xmlns:wpc="http://schemas.microsoft.com/office/word/2010/wordprocessingCanvas" xmlns:cx="http://schemas.microsoft.com/office/drawing/2014/chartex" xmlns:cx1="http://schemas.microsoft.com/office/drawing/2015/9/8/chartex" xmlns:cx2="http://schemas.microsoft.com/office/drawing/2015/10/21/chartex" xmlns:cx3="http://schemas.microsoft.com/office/drawing/2016/5/9/chartex" xmlns:cx4="http://schemas.microsoft.com/office/drawing/2016/5/10/chartex" xmlns:cx5="http://schemas.microsoft.com/office/drawing/2016/5/11/chartex" xmlns:cx6="http://schemas.microsoft.com/office/drawing/2016/5/12/chartex" xmlns:cx7="http://schemas.microsoft.com/office/drawing/2016/5/13/chartex" xmlns:cx8="http://schemas.microsoft.com/office/drawing/2016/5/14/chartex" xmlns:mc="http://schemas.openxmlformats.org/markup-compatibility/2006" xmlns:aink="http://schemas.microsoft.com/office/drawing/2016/ink" xmlns:am3d="http://schemas.microsoft.com/office/drawing/2017/model3d" xmlns:o="urn:schemas-microsoft-com:office:office" xmlns:oel="http://schemas.microsoft.com/office/2019/extlst" xmlns:r="http://schemas.openxmlformats.org/officeDocument/2006/relationships" xmlns:m="http://schemas.openxmlformats.org/officeDocument/2006/math" xmlns:v="urn:schemas-microsoft-com:vml" xmlns:wp14="http://schemas.microsoft.com/office/word/2010/wordprocessingDrawing" xmlns:wp="http://schemas.openxmlformats.org/drawingml/2006/wordprocessingDrawing" xmlns:w10="urn:schemas-microsoft-com:office:word" xmlns:w="http://schemas.openxmlformats.org/wordprocessingml/2006/main" xmlns:w14="http://schemas.microsoft.com/office/word/2010/wordml" xmlns:w15="http://schemas.microsoft.com/office/word/2012/wordml" xmlns:w16cei="http://schemas.microsoft.com/office/word/2026/wordml/cei" xmlns:w16cex="http://schemas.microsoft.com/office/word/2018/wordml/cex" xmlns:w16cid="http://schemas.microsoft.com/office/word/2016/wordml/cid" xmlns:w16="http://schemas.microsoft.com/office/word/2018/wordml" xmlns:w16du="http://schemas.microsoft.com/office/word/2023/wordml/word16du" xmlns:w16sdtdh="http://schemas.microsoft.com/office/word/2020/wordml/sdtdatahash" xmlns:w16sdtfl="http://schemas.microsoft.com/office/word/2024/wordml/sdtformatlock" xmlns:w16se="http://schemas.microsoft.com/office/word/2015/wordml/symex" xmlns:wpg="http://schemas.microsoft.com/office/word/2010/wordprocessingGroup" xmlns:wpi="http://schemas.microsoft.com/office/word/2010/wordprocessingInk" xmlns:wne="http://schemas.microsoft.com/office/word/2006/wordml" xmlns:wps="http://schemas.microsoft.com/office/word/2010/wordprocessingShape" mc:Ignorable="w14 w15 w16se w16cid w16 w16cex w16sdtdh w16sdtfl w16du wp14">
   <w:footnote w:type="separator" w:id="-1">
     <w:p>
       <w:pPr>
@@ -11925,7 +11898,7 @@
 </file>
 
 <file path=word/header1.xml><?xml version="1.0" encoding="utf-8"?>
-<w:hdr xmlns:wpc="http://schemas.microsoft.com/office/word/2010/wordprocessingCanvas" xmlns:cx="http://schemas.microsoft.com/office/drawing/2014/chartex" xmlns:cx1="http://schemas.microsoft.com/office/drawing/2015/9/8/chartex" xmlns:cx2="http://schemas.microsoft.com/office/drawing/2015/10/21/chartex" xmlns:cx3="http://schemas.microsoft.com/office/drawing/2016/5/9/chartex" xmlns:cx4="http://schemas.microsoft.com/office/drawing/2016/5/10/chartex" xmlns:cx5="http://schemas.microsoft.com/office/drawing/2016/5/11/chartex" xmlns:cx6="http://schemas.microsoft.com/office/drawing/2016/5/12/chartex" xmlns:cx7="http://schemas.microsoft.com/office/drawing/2016/5/13/chartex" xmlns:cx8="http://schemas.microsoft.com/office/drawing/2016/5/14/chartex" xmlns:mc="http://schemas.openxmlformats.org/markup-compatibility/2006" xmlns:aink="http://schemas.microsoft.com/office/drawing/2016/ink" xmlns:am3d="http://schemas.microsoft.com/office/drawing/2017/model3d" xmlns:o="urn:schemas-microsoft-com:office:office" xmlns:oel="http://schemas.microsoft.com/office/2019/extlst" xmlns:r="http://schemas.openxmlformats.org/officeDocument/2006/relationships" xmlns:m="http://schemas.openxmlformats.org/officeDocument/2006/math" xmlns:v="urn:schemas-microsoft-com:vml" xmlns:wp14="http://schemas.microsoft.com/office/word/2010/wordprocessingDrawing" xmlns:wp="http://schemas.openxmlformats.org/drawingml/2006/wordprocessingDrawing" xmlns:w10="urn:schemas-microsoft-com:office:word" xmlns:w="http://schemas.openxmlformats.org/wordprocessingml/2006/main" xmlns:w14="http://schemas.microsoft.com/office/word/2010/wordml" xmlns:w15="http://schemas.microsoft.com/office/word/2012/wordml" xmlns:w16cex="http://schemas.microsoft.com/office/word/2018/wordml/cex" xmlns:w16cid="http://schemas.microsoft.com/office/word/2016/wordml/cid" xmlns:w16="http://schemas.microsoft.com/office/word/2018/wordml" xmlns:w16du="http://schemas.microsoft.com/office/word/2023/wordml/word16du" xmlns:w16sdtdh="http://schemas.microsoft.com/office/word/2020/wordml/sdtdatahash" xmlns:w16sdtfl="http://schemas.microsoft.com/office/word/2024/wordml/sdtformatlock" xmlns:w16se="http://schemas.microsoft.com/office/word/2015/wordml/symex" xmlns:wpg="http://schemas.microsoft.com/office/word/2010/wordprocessingGroup" xmlns:wpi="http://schemas.microsoft.com/office/word/2010/wordprocessingInk" xmlns:wne="http://schemas.microsoft.com/office/word/2006/wordml" xmlns:wps="http://schemas.microsoft.com/office/word/2010/wordprocessingShape" mc:Ignorable="w14 w15 w16se w16cid w16 w16cex w16sdtdh w16sdtfl w16du wp14">
+<w:hdr xmlns:wpc="http://schemas.microsoft.com/office/word/2010/wordprocessingCanvas" xmlns:cx="http://schemas.microsoft.com/office/drawing/2014/chartex" xmlns:cx1="http://schemas.microsoft.com/office/drawing/2015/9/8/chartex" xmlns:cx2="http://schemas.microsoft.com/office/drawing/2015/10/21/chartex" xmlns:cx3="http://schemas.microsoft.com/office/drawing/2016/5/9/chartex" xmlns:cx4="http://schemas.microsoft.com/office/drawing/2016/5/10/chartex" xmlns:cx5="http://schemas.microsoft.com/office/drawing/2016/5/11/chartex" xmlns:cx6="http://schemas.microsoft.com/office/drawing/2016/5/12/chartex" xmlns:cx7="http://schemas.microsoft.com/office/drawing/2016/5/13/chartex" xmlns:cx8="http://schemas.microsoft.com/office/drawing/2016/5/14/chartex" xmlns:mc="http://schemas.openxmlformats.org/markup-compatibility/2006" xmlns:aink="http://schemas.microsoft.com/office/drawing/2016/ink" xmlns:am3d="http://schemas.microsoft.com/office/drawing/2017/model3d" xmlns:o="urn:schemas-microsoft-com:office:office" xmlns:oel="http://schemas.microsoft.com/office/2019/extlst" xmlns:r="http://schemas.openxmlformats.org/officeDocument/2006/relationships" xmlns:m="http://schemas.openxmlformats.org/officeDocument/2006/math" xmlns:v="urn:schemas-microsoft-com:vml" xmlns:wp14="http://schemas.microsoft.com/office/word/2010/wordprocessingDrawing" xmlns:wp="http://schemas.openxmlformats.org/drawingml/2006/wordprocessingDrawing" xmlns:w10="urn:schemas-microsoft-com:office:word" xmlns:w="http://schemas.openxmlformats.org/wordprocessingml/2006/main" xmlns:w14="http://schemas.microsoft.com/office/word/2010/wordml" xmlns:w15="http://schemas.microsoft.com/office/word/2012/wordml" xmlns:w16cei="http://schemas.microsoft.com/office/word/2026/wordml/cei" xmlns:w16cex="http://schemas.microsoft.com/office/word/2018/wordml/cex" xmlns:w16cid="http://schemas.microsoft.com/office/word/2016/wordml/cid" xmlns:w16="http://schemas.microsoft.com/office/word/2018/wordml" xmlns:w16du="http://schemas.microsoft.com/office/word/2023/wordml/word16du" xmlns:w16sdtdh="http://schemas.microsoft.com/office/word/2020/wordml/sdtdatahash" xmlns:w16sdtfl="http://schemas.microsoft.com/office/word/2024/wordml/sdtformatlock" xmlns:w16se="http://schemas.microsoft.com/office/word/2015/wordml/symex" xmlns:wpg="http://schemas.microsoft.com/office/word/2010/wordprocessingGroup" xmlns:wpi="http://schemas.microsoft.com/office/word/2010/wordprocessingInk" xmlns:wne="http://schemas.microsoft.com/office/word/2006/wordml" xmlns:wps="http://schemas.microsoft.com/office/word/2010/wordprocessingShape" mc:Ignorable="w14 w15 w16se w16cid w16 w16cex w16sdtdh w16sdtfl w16du wp14">
   <w:p>
     <w:pPr>
       <w:pStyle w:val="Header"/>
@@ -12102,7 +12075,7 @@
 </file>
 
 <file path=word/numbering.xml><?xml version="1.0" encoding="utf-8"?>
-<w:numbering xmlns:wpc="http://schemas.microsoft.com/office/word/2010/wordprocessingCanvas" xmlns:cx="http://schemas.microsoft.com/office/drawing/2014/chartex" xmlns:cx1="http://schemas.microsoft.com/office/drawing/2015/9/8/chartex" xmlns:cx2="http://schemas.microsoft.com/office/drawing/2015/10/21/chartex" xmlns:cx3="http://schemas.microsoft.com/office/drawing/2016/5/9/chartex" xmlns:cx4="http://schemas.microsoft.com/office/drawing/2016/5/10/chartex" xmlns:cx5="http://schemas.microsoft.com/office/drawing/2016/5/11/chartex" xmlns:cx6="http://schemas.microsoft.com/office/drawing/2016/5/12/chartex" xmlns:cx7="http://schemas.microsoft.com/office/drawing/2016/5/13/chartex" xmlns:cx8="http://schemas.microsoft.com/office/drawing/2016/5/14/chartex" xmlns:mc="http://schemas.openxmlformats.org/markup-compatibility/2006" xmlns:aink="http://schemas.microsoft.com/office/drawing/2016/ink" xmlns:am3d="http://schemas.microsoft.com/office/drawing/2017/model3d" xmlns:o="urn:schemas-microsoft-com:office:office" xmlns:oel="http://schemas.microsoft.com/office/2019/extlst" xmlns:r="http://schemas.openxmlformats.org/officeDocument/2006/relationships" xmlns:m="http://schemas.openxmlformats.org/officeDocument/2006/math" xmlns:v="urn:schemas-microsoft-com:vml" xmlns:wp14="http://schemas.microsoft.com/office/word/2010/wordprocessingDrawing" xmlns:wp="http://schemas.openxmlformats.org/drawingml/2006/wordprocessingDrawing" xmlns:w10="urn:schemas-microsoft-com:office:word" xmlns:w="http://schemas.openxmlformats.org/wordprocessingml/2006/main" xmlns:w14="http://schemas.microsoft.com/office/word/2010/wordml" xmlns:w15="http://schemas.microsoft.com/office/word/2012/wordml" xmlns:w16cex="http://schemas.microsoft.com/office/word/2018/wordml/cex" xmlns:w16cid="http://schemas.microsoft.com/office/word/2016/wordml/cid" xmlns:w16="http://schemas.microsoft.com/office/word/2018/wordml" xmlns:w16du="http://schemas.microsoft.com/office/word/2023/wordml/word16du" xmlns:w16sdtdh="http://schemas.microsoft.com/office/word/2020/wordml/sdtdatahash" xmlns:w16sdtfl="http://schemas.microsoft.com/office/word/2024/wordml/sdtformatlock" xmlns:w16se="http://schemas.microsoft.com/office/word/2015/wordml/symex" xmlns:wpg="http://schemas.microsoft.com/office/word/2010/wordprocessingGroup" xmlns:wpi="http://schemas.microsoft.com/office/word/2010/wordprocessingInk" xmlns:wne="http://schemas.microsoft.com/office/word/2006/wordml" xmlns:wps="http://schemas.microsoft.com/office/word/2010/wordprocessingShape" mc:Ignorable="w14 w15 w16se w16cid w16 w16cex w16sdtdh w16sdtfl w16du wp14">
+<w:numbering xmlns:wpc="http://schemas.microsoft.com/office/word/2010/wordprocessingCanvas" xmlns:cx="http://schemas.microsoft.com/office/drawing/2014/chartex" xmlns:cx1="http://schemas.microsoft.com/office/drawing/2015/9/8/chartex" xmlns:cx2="http://schemas.microsoft.com/office/drawing/2015/10/21/chartex" xmlns:cx3="http://schemas.microsoft.com/office/drawing/2016/5/9/chartex" xmlns:cx4="http://schemas.microsoft.com/office/drawing/2016/5/10/chartex" xmlns:cx5="http://schemas.microsoft.com/office/drawing/2016/5/11/chartex" xmlns:cx6="http://schemas.microsoft.com/office/drawing/2016/5/12/chartex" xmlns:cx7="http://schemas.microsoft.com/office/drawing/2016/5/13/chartex" xmlns:cx8="http://schemas.microsoft.com/office/drawing/2016/5/14/chartex" xmlns:mc="http://schemas.openxmlformats.org/markup-compatibility/2006" xmlns:aink="http://schemas.microsoft.com/office/drawing/2016/ink" xmlns:am3d="http://schemas.microsoft.com/office/drawing/2017/model3d" xmlns:o="urn:schemas-microsoft-com:office:office" xmlns:oel="http://schemas.microsoft.com/office/2019/extlst" xmlns:r="http://schemas.openxmlformats.org/officeDocument/2006/relationships" xmlns:m="http://schemas.openxmlformats.org/officeDocument/2006/math" xmlns:v="urn:schemas-microsoft-com:vml" xmlns:wp14="http://schemas.microsoft.com/office/word/2010/wordprocessingDrawing" xmlns:wp="http://schemas.openxmlformats.org/drawingml/2006/wordprocessingDrawing" xmlns:w10="urn:schemas-microsoft-com:office:word" xmlns:w="http://schemas.openxmlformats.org/wordprocessingml/2006/main" xmlns:w14="http://schemas.microsoft.com/office/word/2010/wordml" xmlns:w15="http://schemas.microsoft.com/office/word/2012/wordml" xmlns:w16cei="http://schemas.microsoft.com/office/word/2026/wordml/cei" xmlns:w16cex="http://schemas.microsoft.com/office/word/2018/wordml/cex" xmlns:w16cid="http://schemas.microsoft.com/office/word/2016/wordml/cid" xmlns:w16="http://schemas.microsoft.com/office/word/2018/wordml" xmlns:w16du="http://schemas.microsoft.com/office/word/2023/wordml/word16du" xmlns:w16sdtdh="http://schemas.microsoft.com/office/word/2020/wordml/sdtdatahash" xmlns:w16sdtfl="http://schemas.microsoft.com/office/word/2024/wordml/sdtformatlock" xmlns:w16se="http://schemas.microsoft.com/office/word/2015/wordml/symex" xmlns:wpg="http://schemas.microsoft.com/office/word/2010/wordprocessingGroup" xmlns:wpi="http://schemas.microsoft.com/office/word/2010/wordprocessingInk" xmlns:wne="http://schemas.microsoft.com/office/word/2006/wordml" xmlns:wps="http://schemas.microsoft.com/office/word/2010/wordprocessingShape" mc:Ignorable="w14 w15 w16se w16cid w16 w16cex w16sdtdh w16sdtfl w16du wp14">
   <w:abstractNum w:abstractNumId="0" w15:restartNumberingAfterBreak="0">
     <w:nsid w:val="001B3211"/>
     <w:multiLevelType w:val="hybridMultilevel"/>
